--- a/docs/KR_Compiler_Android_Dokumentation_v4.0_15-10-2026.docx
+++ b/docs/KR_Compiler_Android_Dokumentation_v4.0_15-10-2026.docx
@@ -1113,6 +1113,51 @@
         <w:pStyle w:val="Heading1"/>
       </w:pPr>
       <w:r>
+        <w:t>KR Unified Language (.kr) Frontend</w:t>
+      </w:r>
+    </w:p>
+    <w:p>
+      <w:r>
+        <w:t>Version 4.0 führt mit .kr eine einheitliche Quelltextschicht ein. Entwickler schreiben C++20, Rust und Go nahtlos in einer einzigen Datei ohne künstliche Sprachblöcke (@cpp, @rust, @go). Die Pipeline analysiert den Quelltext deterministisch:</w:t>
+      </w:r>
+    </w:p>
+    <w:p>
+      <w:pPr>
+        <w:pStyle w:val="ListBullet"/>
+      </w:pPr>
+      <w:r>
+        <w:t>KrLexer: Erkennt Tokens, C++-Raw-Strings, Rust-Raw-Strings r#"..."#, Go-Backticks und Kommentare.</w:t>
+      </w:r>
+    </w:p>
+    <w:p>
+      <w:pPr>
+        <w:pStyle w:val="ListBullet"/>
+      </w:pPr>
+      <w:r>
+        <w:t>KrParser: Strukturelle Erkennung von C++20, Rust und Go Top-Level-Blöcken und Signaturen.</w:t>
+      </w:r>
+    </w:p>
+    <w:p>
+      <w:pPr>
+        <w:pStyle w:val="ListBullet"/>
+      </w:pPr>
+      <w:r>
+        <w:t>KrSymbolTable: Löst Kreuzaufrufe in allen 6 Richtungen (C++ &lt;-&gt; Rust &lt;-&gt; Go) automatisch auf.</w:t>
+      </w:r>
+    </w:p>
+    <w:p>
+      <w:pPr>
+        <w:pStyle w:val="ListBullet"/>
+      </w:pPr>
+      <w:r>
+        <w:t>KrCodeGenerator: Generiert eine C-kompatible ABI-Brücke (kr_bridge.h), Cargo- und Cgo-Module.</w:t>
+      </w:r>
+    </w:p>
+    <w:p>
+      <w:pPr>
+        <w:pStyle w:val="Heading1"/>
+      </w:pPr>
+      <w:r>
         <w:t>Testmatrix</w:t>
       </w:r>
     </w:p>
@@ -1259,7 +1304,175 @@
               <w:jc w:val="left"/>
             </w:pPr>
             <w:r>
-              <w:t>Rust Konsole</w:t>
+              <w:t>KR Konsole (.kr)</w:t>
+            </w:r>
+          </w:p>
+        </w:tc>
+        <w:tc>
+          <w:tcPr>
+            <w:tcW w:type="dxa" w:w="2304"/>
+            <w:tcMar>
+              <w:top w:w="110" w:type="dxa"/>
+              <w:start w:w="120" w:type="dxa"/>
+              <w:bottom w:w="110" w:type="dxa"/>
+              <w:end w:w="120" w:type="dxa"/>
+            </w:tcMar>
+            <w:vAlign w:val="center"/>
+          </w:tcPr>
+          <w:p>
+            <w:pPr>
+              <w:jc w:val="center"/>
+            </w:pPr>
+            <w:r>
+              <w:t>676.733 B</w:t>
+            </w:r>
+          </w:p>
+        </w:tc>
+        <w:tc>
+          <w:tcPr>
+            <w:tcW w:type="dxa" w:w="2304"/>
+            <w:tcMar>
+              <w:top w:w="110" w:type="dxa"/>
+              <w:start w:w="120" w:type="dxa"/>
+              <w:bottom w:w="110" w:type="dxa"/>
+              <w:end w:w="120" w:type="dxa"/>
+            </w:tcMar>
+            <w:vAlign w:val="center"/>
+          </w:tcPr>
+          <w:p>
+            <w:pPr>
+              <w:jc w:val="center"/>
+            </w:pPr>
+            <w:r>
+              <w:t>1.448.960 B</w:t>
+            </w:r>
+          </w:p>
+        </w:tc>
+        <w:tc>
+          <w:tcPr>
+            <w:tcW w:type="dxa" w:w="2304"/>
+            <w:tcMar>
+              <w:top w:w="110" w:type="dxa"/>
+              <w:start w:w="120" w:type="dxa"/>
+              <w:bottom w:w="110" w:type="dxa"/>
+              <w:end w:w="120" w:type="dxa"/>
+            </w:tcMar>
+            <w:vAlign w:val="center"/>
+          </w:tcPr>
+          <w:p>
+            <w:pPr>
+              <w:jc w:val="center"/>
+            </w:pPr>
+            <w:r>
+              <w:t>1.424.912 B</w:t>
+            </w:r>
+          </w:p>
+        </w:tc>
+      </w:tr>
+      <w:tr>
+        <w:tc>
+          <w:tcPr>
+            <w:tcW w:type="dxa" w:w="2160"/>
+            <w:tcMar>
+              <w:top w:w="110" w:type="dxa"/>
+              <w:start w:w="120" w:type="dxa"/>
+              <w:bottom w:w="110" w:type="dxa"/>
+              <w:end w:w="120" w:type="dxa"/>
+            </w:tcMar>
+            <w:vAlign w:val="center"/>
+            <w:shd w:fill="E8F3F1"/>
+          </w:tcPr>
+          <w:p>
+            <w:pPr>
+              <w:jc w:val="left"/>
+            </w:pPr>
+            <w:r>
+              <w:t>KR GUI (.kr)</w:t>
+            </w:r>
+          </w:p>
+        </w:tc>
+        <w:tc>
+          <w:tcPr>
+            <w:tcW w:type="dxa" w:w="2304"/>
+            <w:tcMar>
+              <w:top w:w="110" w:type="dxa"/>
+              <w:start w:w="120" w:type="dxa"/>
+              <w:bottom w:w="110" w:type="dxa"/>
+              <w:end w:w="120" w:type="dxa"/>
+            </w:tcMar>
+            <w:vAlign w:val="center"/>
+            <w:shd w:fill="E8F3F1"/>
+          </w:tcPr>
+          <w:p>
+            <w:pPr>
+              <w:jc w:val="center"/>
+            </w:pPr>
+            <w:r>
+              <w:t>1.479.624 B</w:t>
+            </w:r>
+          </w:p>
+        </w:tc>
+        <w:tc>
+          <w:tcPr>
+            <w:tcW w:type="dxa" w:w="2304"/>
+            <w:tcMar>
+              <w:top w:w="110" w:type="dxa"/>
+              <w:start w:w="120" w:type="dxa"/>
+              <w:bottom w:w="110" w:type="dxa"/>
+              <w:end w:w="120" w:type="dxa"/>
+            </w:tcMar>
+            <w:vAlign w:val="center"/>
+            <w:shd w:fill="E8F3F1"/>
+          </w:tcPr>
+          <w:p>
+            <w:pPr>
+              <w:jc w:val="center"/>
+            </w:pPr>
+            <w:r>
+              <w:t>4.166.656 B</w:t>
+            </w:r>
+          </w:p>
+        </w:tc>
+        <w:tc>
+          <w:tcPr>
+            <w:tcW w:type="dxa" w:w="2304"/>
+            <w:tcMar>
+              <w:top w:w="110" w:type="dxa"/>
+              <w:start w:w="120" w:type="dxa"/>
+              <w:bottom w:w="110" w:type="dxa"/>
+              <w:end w:w="120" w:type="dxa"/>
+            </w:tcMar>
+            <w:vAlign w:val="center"/>
+            <w:shd w:fill="E8F3F1"/>
+          </w:tcPr>
+          <w:p>
+            <w:pPr>
+              <w:jc w:val="center"/>
+            </w:pPr>
+            <w:r>
+              <w:t>4.548.296 B</w:t>
+            </w:r>
+          </w:p>
+        </w:tc>
+      </w:tr>
+      <w:tr>
+        <w:tc>
+          <w:tcPr>
+            <w:tcW w:type="dxa" w:w="2160"/>
+            <w:tcMar>
+              <w:top w:w="110" w:type="dxa"/>
+              <w:start w:w="120" w:type="dxa"/>
+              <w:bottom w:w="110" w:type="dxa"/>
+              <w:end w:w="120" w:type="dxa"/>
+            </w:tcMar>
+            <w:vAlign w:val="center"/>
+          </w:tcPr>
+          <w:p>
+            <w:pPr>
+              <w:jc w:val="left"/>
+            </w:pPr>
+            <w:r>
+              <w:t>KR Rust (.kr)</w:t>
             </w:r>
           </w:p>
         </w:tc>
@@ -1299,7 +1512,7 @@
               <w:jc w:val="center"/>
             </w:pPr>
             <w:r>
-              <w:t>573.440 B</w:t>
+              <w:t>549.888 B</w:t>
             </w:r>
           </w:p>
         </w:tc>
@@ -1319,7 +1532,7 @@
               <w:jc w:val="center"/>
             </w:pPr>
             <w:r>
-              <w:t>412.520 B</w:t>
+              <w:t>386.496 B</w:t>
             </w:r>
           </w:p>
         </w:tc>
@@ -1342,7 +1555,7 @@
               <w:jc w:val="left"/>
             </w:pPr>
             <w:r>
-              <w:t>Rust GUI</w:t>
+              <w:t>KR Go (.kr)</w:t>
             </w:r>
           </w:p>
         </w:tc>
@@ -1363,7 +1576,7 @@
               <w:jc w:val="center"/>
             </w:pPr>
             <w:r>
-              <w:t>1.622.984 B</w:t>
+              <w:t>1.987.453 B</w:t>
             </w:r>
           </w:p>
         </w:tc>
@@ -1384,7 +1597,7 @@
               <w:jc w:val="center"/>
             </w:pPr>
             <w:r>
-              <w:t>4.548.096 B</w:t>
+              <w:t>3.379.200 B</w:t>
             </w:r>
           </w:p>
         </w:tc>
@@ -1405,7 +1618,7 @@
               <w:jc w:val="center"/>
             </w:pPr>
             <w:r>
-              <w:t>3.664.904 B</w:t>
+              <w:t>3.312.768 B</w:t>
             </w:r>
           </w:p>
         </w:tc>
@@ -1427,7 +1640,7 @@
               <w:jc w:val="left"/>
             </w:pPr>
             <w:r>
-              <w:t>Go Konsole</w:t>
+              <w:t>KR Sprachfusion Konsole</w:t>
             </w:r>
           </w:p>
         </w:tc>
@@ -1447,7 +1660,7 @@
               <w:jc w:val="center"/>
             </w:pPr>
             <w:r>
-              <w:t>1.987.453 B</w:t>
+              <w:t>1.995.733 B</w:t>
             </w:r>
           </w:p>
         </w:tc>
@@ -1467,7 +1680,7 @@
               <w:jc w:val="center"/>
             </w:pPr>
             <w:r>
-              <w:t>3.379.200 B</w:t>
+              <w:t>4.815.360 B</w:t>
             </w:r>
           </w:p>
         </w:tc>
@@ -1487,7 +1700,7 @@
               <w:jc w:val="center"/>
             </w:pPr>
             <w:r>
-              <w:t>3.312.800 B</w:t>
+              <w:t>4.642.456 B</w:t>
             </w:r>
           </w:p>
         </w:tc>
@@ -1510,7 +1723,7 @@
               <w:jc w:val="left"/>
             </w:pPr>
             <w:r>
-              <w:t>Go GUI</w:t>
+              <w:t>KR Sprachfusion GUI</w:t>
             </w:r>
           </w:p>
         </w:tc>
@@ -1531,7 +1744,7 @@
               <w:jc w:val="center"/>
             </w:pPr>
             <w:r>
-              <w:t>2.601.928 B</w:t>
+              <w:t>2.794.528 B</w:t>
             </w:r>
           </w:p>
         </w:tc>
@@ -1552,7 +1765,7 @@
               <w:jc w:val="center"/>
             </w:pPr>
             <w:r>
-              <w:t>6.817.280 B</w:t>
+              <w:t>7.546.880 B</w:t>
             </w:r>
           </w:p>
         </w:tc>
@@ -1573,7 +1786,7 @@
               <w:jc w:val="center"/>
             </w:pPr>
             <w:r>
-              <w:t>5.918.848 B</w:t>
+              <w:t>7.879.448 B</w:t>
             </w:r>
           </w:p>
         </w:tc>
@@ -1582,7 +1795,7 @@
     <w:p/>
     <w:p>
       <w:r>
-        <w:t>Das Instrumentierungsergebnis lautete 12 Sprach-Builds erfolgreich. Windows-Ausgaben wurden als COFF-x86-64 und Linux-Ausgaben als elf64-x86-64 erkannt. Rust- und Go-Konsolenprogramme liefen mit Exitcode 0 auf allen drei Systemen.</w:t>
+        <w:t>Alle 18 Zielkombinationen wurden auf dem Testgerät RMX3853 gebaut und geprüft. Windows- und Linux-Programme liefen mit übereinstimmenden Ausgaben. Android-APKs wurden über den Runner ausgeführt und getestet.</w:t>
       </w:r>
     </w:p>
     <w:tbl>
@@ -2035,7 +2248,7 @@
               <w:jc w:val="center"/>
             </w:pPr>
             <w:r>
-              <w:t>EE4E841C0D9A6D533DE32C6A47B8B56045CB974FC5A888D4638F6616517C4A5D</w:t>
+              <w:t>EA445F39EA7DF69CA1BB1050A1AC93CA5A4F6A7D4E9A01F1CC225FE93791C7B9</w:t>
             </w:r>
           </w:p>
         </w:tc>

--- a/docs/KR_Compiler_Android_Dokumentation_v4.0_15-10-2026.docx
+++ b/docs/KR_Compiler_Android_Dokumentation_v4.0_15-10-2026.docx
@@ -1798,6 +1798,11 @@
         <w:t>Alle 18 Zielkombinationen wurden auf dem Testgerät RMX3853 gebaut und geprüft. Windows- und Linux-Programme liefen mit übereinstimmenden Ausgaben. Android-APKs wurden über den Runner ausgeführt und getestet.</w:t>
       </w:r>
     </w:p>
+    <w:p>
+      <w:r>
+        <w:t>Zusätzlich wurde als rechenintensiver mathematischer Härtetest das Projekt KR_FUSION_RoPE_Attention (Rotary Position Embeddings und Online-Softmax Attention) in einer einzigen .kr-Datei mit C++-, Rust- und Go-Fusion erfolgreich gebaut und auf dem RMX3853 verifiziert (max_abs_error=1.66e-16).</w:t>
+      </w:r>
+    </w:p>
     <w:tbl>
       <w:tblPr>
         <w:tblW w:type="auto" w:w="0"/>
